--- a/Laporan Praktikum/Laporan Praktikum Mingguan PBO 6_Chattama Albiantoro_H1101251069.docx
+++ b/Laporan Praktikum/Laporan Praktikum Mingguan PBO 6_Chattama Albiantoro_H1101251069.docx
@@ -13,6 +13,8 @@
           <w:szCs w:val="32"/>
         </w:rPr>
       </w:pPr>
+      <w:bookmarkStart w:id="0" w:name="_GoBack"/>
+      <w:bookmarkEnd w:id="0"/>
       <w:r>
         <w:rPr>
           <w:rFonts w:ascii="Times New Roman" w:eastAsia="Times New Roman" w:hAnsi="Times New Roman" w:cs="Times New Roman"/>
@@ -833,11 +835,11 @@
           <w:b w:val="0"/>
         </w:rPr>
       </w:pPr>
-      <w:bookmarkStart w:id="0" w:name="_Toc242538496"/>
+      <w:bookmarkStart w:id="1" w:name="_Toc242538496"/>
       <w:r>
         <w:t>LEMBAR PENGESAHAN</w:t>
       </w:r>
-      <w:bookmarkEnd w:id="0"/>
+      <w:bookmarkEnd w:id="1"/>
     </w:p>
     <w:p>
       <w:pPr>
@@ -1476,12 +1478,12 @@
       <w:pPr>
         <w:pStyle w:val="Heading1"/>
       </w:pPr>
-      <w:bookmarkStart w:id="1" w:name="_Toc242538497"/>
+      <w:bookmarkStart w:id="2" w:name="_Toc242538497"/>
       <w:r>
         <w:lastRenderedPageBreak/>
         <w:t>DAFTAR ISI</w:t>
       </w:r>
-      <w:bookmarkEnd w:id="1"/>
+      <w:bookmarkEnd w:id="2"/>
     </w:p>
     <w:sdt>
       <w:sdtPr>
@@ -1542,110 +1544,63 @@
             </w:rPr>
             <w:fldChar w:fldCharType="separate"/>
           </w:r>
-          <w:bookmarkStart w:id="2" w:name="_GoBack"/>
-          <w:bookmarkEnd w:id="2"/>
-          <w:r>
-            <w:rPr>
-              <w:rStyle w:val="Hyperlink"/>
-              <w:noProof/>
-            </w:rPr>
-            <w:fldChar w:fldCharType="begin"/>
-          </w:r>
-          <w:r>
-            <w:rPr>
-              <w:rStyle w:val="Hyperlink"/>
-              <w:noProof/>
-            </w:rPr>
-            <w:instrText xml:space="preserve"> </w:instrText>
-          </w:r>
-          <w:r>
-            <w:rPr>
-              <w:noProof/>
-            </w:rPr>
-            <w:instrText>HYPERLINK \l "_Toc242538496"</w:instrText>
-          </w:r>
-          <w:r>
-            <w:rPr>
-              <w:rStyle w:val="Hyperlink"/>
-              <w:noProof/>
-            </w:rPr>
-            <w:instrText xml:space="preserve"> </w:instrText>
-          </w:r>
-          <w:r>
-            <w:rPr>
-              <w:rStyle w:val="Hyperlink"/>
-              <w:noProof/>
-            </w:rPr>
-          </w:r>
-          <w:r>
-            <w:rPr>
-              <w:rStyle w:val="Hyperlink"/>
-              <w:noProof/>
-            </w:rPr>
-            <w:fldChar w:fldCharType="separate"/>
-          </w:r>
-          <w:r>
-            <w:rPr>
-              <w:rStyle w:val="Hyperlink"/>
-              <w:noProof/>
-            </w:rPr>
-            <w:t>LEMBAR PENGESAHAN</w:t>
-          </w:r>
-          <w:r>
-            <w:rPr>
-              <w:noProof/>
-              <w:webHidden/>
-            </w:rPr>
-            <w:tab/>
-          </w:r>
-          <w:r>
-            <w:rPr>
-              <w:noProof/>
-              <w:webHidden/>
-            </w:rPr>
-            <w:fldChar w:fldCharType="begin"/>
-          </w:r>
-          <w:r>
-            <w:rPr>
-              <w:noProof/>
-              <w:webHidden/>
-            </w:rPr>
-            <w:instrText xml:space="preserve"> PAGEREF _Toc242538496 \h </w:instrText>
-          </w:r>
-          <w:r>
-            <w:rPr>
-              <w:noProof/>
-              <w:webHidden/>
-            </w:rPr>
-          </w:r>
-          <w:r>
-            <w:rPr>
-              <w:noProof/>
-              <w:webHidden/>
-            </w:rPr>
-            <w:fldChar w:fldCharType="separate"/>
-          </w:r>
-          <w:r>
-            <w:rPr>
-              <w:noProof/>
-              <w:webHidden/>
-            </w:rPr>
-            <w:t>2</w:t>
-          </w:r>
-          <w:r>
-            <w:rPr>
-              <w:noProof/>
-              <w:webHidden/>
-            </w:rPr>
-            <w:fldChar w:fldCharType="end"/>
-          </w:r>
-          <w:r>
-            <w:rPr>
-              <w:rStyle w:val="Hyperlink"/>
-              <w:noProof/>
-            </w:rPr>
-            <w:fldChar w:fldCharType="end"/>
-          </w:r>
+          <w:hyperlink w:anchor="_Toc242538496" w:history="1">
+            <w:r>
+              <w:rPr>
+                <w:rStyle w:val="Hyperlink"/>
+                <w:noProof/>
+              </w:rPr>
+              <w:t>LEMBAR PENGESAHAN</w:t>
+            </w:r>
+            <w:r>
+              <w:rPr>
+                <w:noProof/>
+                <w:webHidden/>
+              </w:rPr>
+              <w:tab/>
+            </w:r>
+            <w:r>
+              <w:rPr>
+                <w:noProof/>
+                <w:webHidden/>
+              </w:rPr>
+              <w:fldChar w:fldCharType="begin"/>
+            </w:r>
+            <w:r>
+              <w:rPr>
+                <w:noProof/>
+                <w:webHidden/>
+              </w:rPr>
+              <w:instrText xml:space="preserve"> PAGEREF _Toc242538496 \h </w:instrText>
+            </w:r>
+            <w:r>
+              <w:rPr>
+                <w:noProof/>
+                <w:webHidden/>
+              </w:rPr>
+            </w:r>
+            <w:r>
+              <w:rPr>
+                <w:noProof/>
+                <w:webHidden/>
+              </w:rPr>
+              <w:fldChar w:fldCharType="separate"/>
+            </w:r>
+            <w:r>
+              <w:rPr>
+                <w:noProof/>
+                <w:webHidden/>
+              </w:rPr>
+              <w:t>2</w:t>
+            </w:r>
+            <w:r>
+              <w:rPr>
+                <w:noProof/>
+                <w:webHidden/>
+              </w:rPr>
+              <w:fldChar w:fldCharType="end"/>
+            </w:r>
+          </w:hyperlink>
         </w:p>
         <w:p>
           <w:pPr>
@@ -14046,6 +14001,7 @@
       </w:pPr>
       <w:r>
         <w:rPr>
+          <w:noProof/>
           <w:lang w:val="en-US"/>
         </w:rPr>
         <w:drawing>
@@ -19920,7 +19876,7 @@
 </file>
 
 <file path=customXml/itemProps1.xml><?xml version="1.0" encoding="utf-8"?>
-<ds:datastoreItem xmlns:ds="http://schemas.openxmlformats.org/officeDocument/2006/customXml" ds:itemID="{58685696-9792-4A73-84CE-5AACCFA61F48}">
+<ds:datastoreItem xmlns:ds="http://schemas.openxmlformats.org/officeDocument/2006/customXml" ds:itemID="{9D07042F-7063-4959-8D74-9FE835387717}">
   <ds:schemaRefs>
     <ds:schemaRef ds:uri="http://schemas.openxmlformats.org/officeDocument/2006/bibliography"/>
   </ds:schemaRefs>
